--- a/Tailored_CVs/Shinoy_Booking_com_Test_Engineer_II.docx
+++ b/Tailored_CVs/Shinoy_Booking_com_Test_Engineer_II.docx
@@ -4,298 +4,685 @@
   <w:body>
     <w:p>
       <w:pPr>
-        <w:pStyle w:val="Title"/>
+        <w:spacing w:before="0" w:after="0"/>
       </w:pPr>
       <w:r>
+        <w:rPr>
+          <w:rFonts w:ascii="Calibri" w:hAnsi="Calibri"/>
+          <w:b/>
+          <w:color w:val="1B3A5C"/>
+          <w:sz w:val="40"/>
+        </w:rPr>
         <w:t>SHINOY TICKU</w:t>
       </w:r>
     </w:p>
     <w:p>
+      <w:pPr>
+        <w:spacing w:before="0" w:after="40"/>
+      </w:pPr>
       <w:r>
-        <w:t>QA Automation Engineer</w:t>
+        <w:rPr>
+          <w:rFonts w:ascii="Calibri" w:hAnsi="Calibri"/>
+          <w:b/>
+          <w:color w:val="1F5C96"/>
+          <w:sz w:val="24"/>
+        </w:rPr>
+        <w:t>Test Engineer II</w:t>
       </w:r>
     </w:p>
     <w:p>
+      <w:pPr>
+        <w:spacing w:before="0" w:after="120"/>
+      </w:pPr>
       <w:r>
+        <w:rPr>
+          <w:rFonts w:ascii="Calibri" w:hAnsi="Calibri"/>
+          <w:b w:val="0"/>
+          <w:sz w:val="18"/>
+        </w:rPr>
         <w:t>06 3090 5555  |  shinoy1010@gmail.com  |  Amstelveen, NL  |  EU Residence Permit Holder</w:t>
       </w:r>
     </w:p>
     <w:p>
       <w:pPr>
-        <w:pStyle w:val="Heading1"/>
+        <w:spacing w:before="160" w:after="60"/>
+        <w:pBdr>
+          <w:bottom w:val="single" w:sz="4" w:space="1" w:color="1B3A5C"/>
+        </w:pBdr>
       </w:pPr>
       <w:r>
-        <w:t xml:space="preserve"> PROFESSIONAL SUMMARY</w:t>
-      </w:r>
-    </w:p>
-    <w:p>
-      <w:r>
-        <w:t>QA Automation Engineer with over 8 years of experience building scalable test frameworks using Playwright, Selenium, and RestAssured. Skilled in shifting testing left, implementing robust API and backend validation, and utilizing AI tools to optimize test generation within Agile environments. Currently residing in Amstelveen with a valid EU residence permit, I am eager to bring my expertise in continuous quality and automation to Booking.com.</w:t>
+        <w:rPr>
+          <w:rFonts w:ascii="Calibri" w:hAnsi="Calibri"/>
+          <w:b/>
+          <w:color w:val="1B3A5C"/>
+          <w:sz w:val="22"/>
+        </w:rPr>
+        <w:t>PROFESSIONAL SUMMARY</w:t>
       </w:r>
     </w:p>
     <w:p>
       <w:pPr>
-        <w:pStyle w:val="Heading1"/>
+        <w:spacing w:before="0" w:after="120"/>
       </w:pPr>
       <w:r>
-        <w:t xml:space="preserve"> KEY QUALIFICATIONS FOR TARGET ROLE</w:t>
-      </w:r>
-    </w:p>
-    <w:p>
-      <w:r>
-        <w:t>▸ Migrated a SeleniumJava framework to Playwright TypeScript for credit limit and rating analysis endtoend workflows, boosting execution efficiency by 20%.</w:t>
-      </w:r>
-    </w:p>
-    <w:p>
-      <w:r>
-        <w:t>▸ Built and maintained automated test execution for backend services and integrated comprehensive test coverage reports using Sealights and Allure.</w:t>
-      </w:r>
-    </w:p>
-    <w:p>
-      <w:r>
-        <w:t>▸ Executed complex Oracle SQL queries to validate massive datasets and ensure strict data integrity across backend workflows.</w:t>
-      </w:r>
-    </w:p>
-    <w:p>
-      <w:r>
-        <w:t>▸ Streamlined complex test generation and deployment scripts utilizing AI tools like Gemini Code Assist to enhance testing practices.</w:t>
+        <w:rPr>
+          <w:rFonts w:ascii="Calibri" w:hAnsi="Calibri"/>
+          <w:b w:val="0"/>
+          <w:sz w:val="19"/>
+        </w:rPr>
+        <w:t>QA Automation Engineer with over eight years of experience building scalable test frameworks using Java Selenium and Playwright TypeScript. I specialize in backend API testing, continuous integration, and risk-based quality strategies within financial services. I also use tools like Gemini Code Assist to streamline test generation and deployment scripts.</w:t>
       </w:r>
     </w:p>
     <w:p>
       <w:pPr>
-        <w:pStyle w:val="Heading1"/>
+        <w:spacing w:before="160" w:after="60"/>
+        <w:pBdr>
+          <w:bottom w:val="single" w:sz="4" w:space="1" w:color="1B3A5C"/>
+        </w:pBdr>
       </w:pPr>
       <w:r>
-        <w:t xml:space="preserve"> CORE COMPETENCIES</w:t>
+        <w:rPr>
+          <w:rFonts w:ascii="Calibri" w:hAnsi="Calibri"/>
+          <w:b/>
+          <w:color w:val="1B3A5C"/>
+          <w:sz w:val="22"/>
+        </w:rPr>
+        <w:t>CORE COMPETENCIES</w:t>
       </w:r>
     </w:p>
     <w:p>
+      <w:pPr>
+        <w:tabs>
+          <w:tab w:pos="2448" w:val="left"/>
+        </w:tabs>
+        <w:spacing w:before="0" w:after="20"/>
+      </w:pPr>
       <w:r>
+        <w:rPr>
+          <w:rFonts w:ascii="Calibri" w:hAnsi="Calibri"/>
+          <w:b/>
+          <w:color w:val="1B3A5C"/>
+          <w:sz w:val="18"/>
+        </w:rPr>
         <w:t>DevOps &amp; Cloud:</w:t>
+      </w:r>
+      <w:r>
+        <w:rPr>
+          <w:rFonts w:ascii="Calibri" w:hAnsi="Calibri"/>
+          <w:b w:val="0"/>
+          <w:sz w:val="18"/>
+        </w:rPr>
         <w:tab/>
         <w:t>AWS · Docker · Kubernetes · Terraform · Ansible · Linux · Bash</w:t>
       </w:r>
     </w:p>
     <w:p>
+      <w:pPr>
+        <w:tabs>
+          <w:tab w:pos="2448" w:val="left"/>
+        </w:tabs>
+        <w:spacing w:before="0" w:after="20"/>
+      </w:pPr>
       <w:r>
+        <w:rPr>
+          <w:rFonts w:ascii="Calibri" w:hAnsi="Calibri"/>
+          <w:b/>
+          <w:color w:val="1B3A5C"/>
+          <w:sz w:val="18"/>
+        </w:rPr>
         <w:t>CI/CD &amp; Config:</w:t>
+      </w:r>
+      <w:r>
+        <w:rPr>
+          <w:rFonts w:ascii="Calibri" w:hAnsi="Calibri"/>
+          <w:b w:val="0"/>
+          <w:sz w:val="18"/>
+        </w:rPr>
         <w:tab/>
         <w:t>Jenkins · Git</w:t>
       </w:r>
     </w:p>
     <w:p>
+      <w:pPr>
+        <w:tabs>
+          <w:tab w:pos="2448" w:val="left"/>
+        </w:tabs>
+        <w:spacing w:before="0" w:after="20"/>
+      </w:pPr>
       <w:r>
+        <w:rPr>
+          <w:rFonts w:ascii="Calibri" w:hAnsi="Calibri"/>
+          <w:b/>
+          <w:color w:val="1B3A5C"/>
+          <w:sz w:val="18"/>
+        </w:rPr>
         <w:t>QA Automation:</w:t>
+      </w:r>
+      <w:r>
+        <w:rPr>
+          <w:rFonts w:ascii="Calibri" w:hAnsi="Calibri"/>
+          <w:b w:val="0"/>
+          <w:sz w:val="18"/>
+        </w:rPr>
         <w:tab/>
         <w:t>Java Selenium · Playwright · BDD Cucumber · TDD · Python · TestNG</w:t>
       </w:r>
     </w:p>
     <w:p>
+      <w:pPr>
+        <w:tabs>
+          <w:tab w:pos="2448" w:val="left"/>
+        </w:tabs>
+        <w:spacing w:before="0" w:after="20"/>
+      </w:pPr>
       <w:r>
+        <w:rPr>
+          <w:rFonts w:ascii="Calibri" w:hAnsi="Calibri"/>
+          <w:b/>
+          <w:color w:val="1B3A5C"/>
+          <w:sz w:val="18"/>
+        </w:rPr>
         <w:t>Database &amp; API:</w:t>
+      </w:r>
+      <w:r>
+        <w:rPr>
+          <w:rFonts w:ascii="Calibri" w:hAnsi="Calibri"/>
+          <w:b w:val="0"/>
+          <w:sz w:val="18"/>
+        </w:rPr>
         <w:tab/>
         <w:t>Oracle SQL · RestAssured API · Postman</w:t>
       </w:r>
     </w:p>
     <w:p>
+      <w:pPr>
+        <w:tabs>
+          <w:tab w:pos="2448" w:val="left"/>
+        </w:tabs>
+        <w:spacing w:before="0" w:after="20"/>
+      </w:pPr>
       <w:r>
+        <w:rPr>
+          <w:rFonts w:ascii="Calibri" w:hAnsi="Calibri"/>
+          <w:b/>
+          <w:color w:val="1B3A5C"/>
+          <w:sz w:val="18"/>
+        </w:rPr>
         <w:t>Functional Skills:</w:t>
+      </w:r>
+      <w:r>
+        <w:rPr>
+          <w:rFonts w:ascii="Calibri" w:hAnsi="Calibri"/>
+          <w:b w:val="0"/>
+          <w:sz w:val="18"/>
+        </w:rPr>
         <w:tab/>
         <w:t>Stakeholder Management · Requirement Analysis · Data Quality Assurance · Process Optimization · Release Management · Shift-Left Testing</w:t>
       </w:r>
     </w:p>
     <w:p>
       <w:pPr>
-        <w:pStyle w:val="Heading1"/>
+        <w:spacing w:before="160" w:after="60"/>
+        <w:pBdr>
+          <w:bottom w:val="single" w:sz="4" w:space="1" w:color="1B3A5C"/>
+        </w:pBdr>
       </w:pPr>
       <w:r>
-        <w:t xml:space="preserve"> PROFESSIONAL EXPERIENCE</w:t>
+        <w:rPr>
+          <w:rFonts w:ascii="Calibri" w:hAnsi="Calibri"/>
+          <w:b/>
+          <w:color w:val="1B3A5C"/>
+          <w:sz w:val="22"/>
+        </w:rPr>
+        <w:t>PROFESSIONAL EXPERIENCE</w:t>
       </w:r>
     </w:p>
     <w:p>
+      <w:pPr>
+        <w:tabs>
+          <w:tab w:pos="9072" w:val="right"/>
+        </w:tabs>
+        <w:spacing w:before="120" w:after="0"/>
+      </w:pPr>
       <w:r>
         <w:rPr>
+          <w:rFonts w:ascii="Calibri" w:hAnsi="Calibri"/>
           <w:b/>
+          <w:color w:val="1F5C96"/>
+          <w:sz w:val="21"/>
         </w:rPr>
         <w:t>QA Automation Engineer  |  Tata Consultancy Services</w:t>
       </w:r>
       <w:r>
+        <w:rPr>
+          <w:rFonts w:ascii="Calibri" w:hAnsi="Calibri"/>
+          <w:b/>
+          <w:color w:val="1F5C96"/>
+          <w:sz w:val="18"/>
+        </w:rPr>
         <w:tab/>
         <w:t>Apr 2023 – Apr 2026</w:t>
       </w:r>
     </w:p>
     <w:p>
+      <w:pPr>
+        <w:spacing w:before="0" w:after="40"/>
+      </w:pPr>
       <w:r>
+        <w:rPr>
+          <w:rFonts w:ascii="Calibri" w:hAnsi="Calibri"/>
+          <w:b w:val="0"/>
+          <w:color w:val="111111"/>
+          <w:sz w:val="17"/>
+        </w:rPr>
         <w:t>Global Banking and Financial Institution | EU Client</w:t>
       </w:r>
     </w:p>
     <w:p>
+      <w:pPr>
+        <w:spacing w:before="0" w:after="20"/>
+      </w:pPr>
       <w:r>
-        <w:t>▸ SRE Collaboration &amp; Defect Reduction: scheduled and hosted targeted calls with SRE teams to explain release objectives and user stories prior to deployment, successfully identifying critical bottleneck areas which directly reduced defect leakage.</w:t>
+        <w:rPr>
+          <w:rFonts w:ascii="Calibri" w:hAnsi="Calibri"/>
+          <w:b w:val="0"/>
+          <w:sz w:val="18"/>
+        </w:rPr>
+        <w:t>▸ Migrated a SeleniumJava framework to Playwright TypeScript for credit workflows within a microservices architecture, boosting execution efficiency by 20%.</w:t>
       </w:r>
     </w:p>
     <w:p>
+      <w:pPr>
+        <w:spacing w:before="0" w:after="20"/>
+      </w:pPr>
       <w:r>
-        <w:t>▸ CI/CD and Cloud Orchestration: implemented CI/CD pipelines and ran scheduled automation regression test builds via Jenkins while provisioning underlying test environments using Terraform and AWS to maintain high availability.</w:t>
+        <w:rPr>
+          <w:rFonts w:ascii="Calibri" w:hAnsi="Calibri"/>
+          <w:b w:val="0"/>
+          <w:sz w:val="18"/>
+        </w:rPr>
+        <w:t>▸ Executed complex Oracle SQL queries to validate massive datasets and ensure strict data integrity across backend workflows.</w:t>
       </w:r>
     </w:p>
     <w:p>
+      <w:pPr>
+        <w:spacing w:before="0" w:after="20"/>
+      </w:pPr>
       <w:r>
-        <w:t>▸ Framework Development: migrated a Selenium-Java framework to Playwright TypeScript for credit limit and rating analysis end-to-end workflows within a microservices architecture, boosting execution efficiency by 20%.</w:t>
+        <w:rPr>
+          <w:rFonts w:ascii="Calibri" w:hAnsi="Calibri"/>
+          <w:b w:val="0"/>
+          <w:sz w:val="18"/>
+        </w:rPr>
+        <w:t>▸ Scheduled and hosted targeted calls with SRE teams to explain release objectives and user stories prior to deployment, successfully identifying critical bottleneck areas which directly reduced defect leakage.</w:t>
       </w:r>
     </w:p>
     <w:p>
+      <w:pPr>
+        <w:spacing w:before="0" w:after="20"/>
+      </w:pPr>
       <w:r>
-        <w:t>▸ Backend Validation: executed complex Oracle SQL queries to validate massive datasets and ensure strict data integrity across backend credit risk workflows.</w:t>
+        <w:rPr>
+          <w:rFonts w:ascii="Calibri" w:hAnsi="Calibri"/>
+          <w:b w:val="0"/>
+          <w:sz w:val="18"/>
+        </w:rPr>
+        <w:t>▸ Streamlined complex test generation and deployment scripts utilizing AI tools like Gemini Code Assist.</w:t>
       </w:r>
     </w:p>
     <w:p>
-      <w:r>
-        <w:t>▸ Test Coverage: integrated Sealights to fetch comprehensive test coverage reports and utilized Allure reports to visualize test health.</w:t>
-      </w:r>
-    </w:p>
-    <w:p>
-      <w:r>
-        <w:t>▸ AI Tool Deployment: streamlined complex test generation and deployment scripts utilizing AI tools like Gemini Code Assist.</w:t>
-      </w:r>
-    </w:p>
-    <w:p>
+      <w:pPr>
+        <w:tabs>
+          <w:tab w:pos="9072" w:val="right"/>
+        </w:tabs>
+        <w:spacing w:before="120" w:after="0"/>
+      </w:pPr>
       <w:r>
         <w:rPr>
+          <w:rFonts w:ascii="Calibri" w:hAnsi="Calibri"/>
           <w:b/>
+          <w:color w:val="1F5C96"/>
+          <w:sz w:val="21"/>
         </w:rPr>
         <w:t>Test Analyst  |  Infosys Limited</w:t>
       </w:r>
       <w:r>
+        <w:rPr>
+          <w:rFonts w:ascii="Calibri" w:hAnsi="Calibri"/>
+          <w:b/>
+          <w:color w:val="1F5C96"/>
+          <w:sz w:val="18"/>
+        </w:rPr>
         <w:tab/>
         <w:t>Mar 2021 – Mar 2023</w:t>
       </w:r>
     </w:p>
     <w:p>
+      <w:pPr>
+        <w:spacing w:before="0" w:after="40"/>
+      </w:pPr>
       <w:r>
+        <w:rPr>
+          <w:rFonts w:ascii="Calibri" w:hAnsi="Calibri"/>
+          <w:b w:val="0"/>
+          <w:color w:val="111111"/>
+          <w:sz w:val="17"/>
+        </w:rPr>
         <w:t>Global Retail Banking | US Client</w:t>
       </w:r>
     </w:p>
     <w:p>
+      <w:pPr>
+        <w:spacing w:before="0" w:after="20"/>
+      </w:pPr>
       <w:r>
-        <w:t>▸ Greenfield Automation: created a Test Automation framework from scratch to test payment processing systems (CitiFT, GPP, IP, Isochaps, Volpay) utilizing Java Selenium on a BDD Cucumber Framework.</w:t>
+        <w:rPr>
+          <w:rFonts w:ascii="Calibri" w:hAnsi="Calibri"/>
+          <w:b w:val="0"/>
+          <w:sz w:val="18"/>
+        </w:rPr>
+        <w:t>▸ Greenfield Automation: built a Test Automation framework from scratch for payment processing systems using Java Selenium on BDD Cucumber.</w:t>
       </w:r>
     </w:p>
     <w:p>
+      <w:pPr>
+        <w:spacing w:before="0" w:after="20"/>
+      </w:pPr>
       <w:r>
-        <w:t>▸ Containerization and Config: containerized test environments using Docker and implemented configured Puppet Infrastructure for the QA environment.</w:t>
+        <w:rPr>
+          <w:rFonts w:ascii="Calibri" w:hAnsi="Calibri"/>
+          <w:b w:val="0"/>
+          <w:sz w:val="18"/>
+        </w:rPr>
+        <w:t>▸ Containerization: containerized test environments using Docker and configured Puppet Infrastructure for QA.</w:t>
       </w:r>
     </w:p>
     <w:p>
-      <w:r>
-        <w:t>▸ Continuous Validation: performed comprehensive exploratory testing alongside automated smoke testing and sanity runs on deployment builds to ensure rapid feedback cycles and high release stability.</w:t>
-      </w:r>
-    </w:p>
-    <w:p>
-      <w:r>
-        <w:t>▸ Defect Management: managed defect tracking on JIRA and maintained HP ALM with updated information to ensure alignment with business requirements.</w:t>
-      </w:r>
-    </w:p>
-    <w:p>
+      <w:pPr>
+        <w:tabs>
+          <w:tab w:pos="9072" w:val="right"/>
+        </w:tabs>
+        <w:spacing w:before="120" w:after="0"/>
+      </w:pPr>
       <w:r>
         <w:rPr>
+          <w:rFonts w:ascii="Calibri" w:hAnsi="Calibri"/>
           <w:b/>
+          <w:color w:val="1F5C96"/>
+          <w:sz w:val="21"/>
         </w:rPr>
         <w:t>System Engineer  |  Infosys Limited</w:t>
       </w:r>
       <w:r>
+        <w:rPr>
+          <w:rFonts w:ascii="Calibri" w:hAnsi="Calibri"/>
+          <w:b/>
+          <w:color w:val="1F5C96"/>
+          <w:sz w:val="18"/>
+        </w:rPr>
         <w:tab/>
         <w:t>Oct 2017 – Feb 2021</w:t>
       </w:r>
     </w:p>
     <w:p>
+      <w:pPr>
+        <w:spacing w:before="0" w:after="40"/>
+      </w:pPr>
       <w:r>
+        <w:rPr>
+          <w:rFonts w:ascii="Calibri" w:hAnsi="Calibri"/>
+          <w:b w:val="0"/>
+          <w:color w:val="111111"/>
+          <w:sz w:val="17"/>
+        </w:rPr>
         <w:t>Global Healthcare (US Client) | E-Commerce (UK Client)</w:t>
       </w:r>
     </w:p>
     <w:p>
+      <w:pPr>
+        <w:spacing w:before="0" w:after="20"/>
+      </w:pPr>
       <w:r>
-        <w:t>▸ Workflow Automation: automated redundant operational tasks using Selenium to execute comprehensive cross-browser testing across various e-commerce client websites.</w:t>
-      </w:r>
-    </w:p>
-    <w:p>
-      <w:r>
-        <w:t>▸ Process Optimization: documented over 15 Standard Operating Procedures (SOPs), successfully increasing overall team efficiency by 30%.</w:t>
-      </w:r>
-    </w:p>
-    <w:p>
-      <w:r>
-        <w:t>▸ Service Reporting: contributed directly to service reporting (WSR), incident management, and analyzed ServiceNow dumps for the PMO team.</w:t>
+        <w:rPr>
+          <w:rFonts w:ascii="Calibri" w:hAnsi="Calibri"/>
+          <w:b w:val="0"/>
+          <w:sz w:val="18"/>
+        </w:rPr>
+        <w:t>▸ Workflow Automation: automated cross-browser testing with Selenium across e-commerce client websites.</w:t>
       </w:r>
     </w:p>
     <w:p>
       <w:pPr>
-        <w:pStyle w:val="Heading1"/>
+        <w:spacing w:before="0" w:after="20"/>
       </w:pPr>
       <w:r>
-        <w:t xml:space="preserve"> EDUCATION &amp; CERTIFICATIONS</w:t>
+        <w:rPr>
+          <w:rFonts w:ascii="Calibri" w:hAnsi="Calibri"/>
+          <w:b w:val="0"/>
+          <w:sz w:val="18"/>
+        </w:rPr>
+        <w:t>▸ Process Optimization: documented 15+ SOPs, increasing team efficiency by 30%.</w:t>
       </w:r>
     </w:p>
     <w:p>
+      <w:pPr>
+        <w:spacing w:before="160" w:after="60"/>
+        <w:pBdr>
+          <w:bottom w:val="single" w:sz="4" w:space="1" w:color="1B3A5C"/>
+        </w:pBdr>
+      </w:pPr>
       <w:r>
+        <w:rPr>
+          <w:rFonts w:ascii="Calibri" w:hAnsi="Calibri"/>
+          <w:b/>
+          <w:color w:val="1B3A5C"/>
+          <w:sz w:val="22"/>
+        </w:rPr>
+        <w:t>EDUCATION &amp; CERTIFICATIONS</w:t>
+      </w:r>
+    </w:p>
+    <w:p>
+      <w:pPr>
+        <w:tabs>
+          <w:tab w:pos="2880" w:val="left"/>
+        </w:tabs>
+        <w:spacing w:before="0" w:after="20"/>
+      </w:pPr>
+      <w:r>
+        <w:rPr>
+          <w:rFonts w:ascii="Calibri" w:hAnsi="Calibri"/>
+          <w:b/>
+          <w:color w:val="1B3A5C"/>
+          <w:sz w:val="18"/>
+        </w:rPr>
         <w:t>Bachelor of Engineering:</w:t>
+      </w:r>
+      <w:r>
+        <w:rPr>
+          <w:rFonts w:ascii="Calibri" w:hAnsi="Calibri"/>
+          <w:b w:val="0"/>
+          <w:sz w:val="18"/>
+        </w:rPr>
         <w:tab/>
         <w:t>Computer Science (HBO) · Chitkara University, India · 2013–2017</w:t>
       </w:r>
     </w:p>
     <w:p>
+      <w:pPr>
+        <w:tabs>
+          <w:tab w:pos="2880" w:val="left"/>
+        </w:tabs>
+        <w:spacing w:before="0" w:after="20"/>
+      </w:pPr>
       <w:r>
+        <w:rPr>
+          <w:rFonts w:ascii="Calibri" w:hAnsi="Calibri"/>
+          <w:b/>
+          <w:color w:val="1B3A5C"/>
+          <w:sz w:val="18"/>
+        </w:rPr>
         <w:t>ISTQB CTFL:</w:t>
+      </w:r>
+      <w:r>
+        <w:rPr>
+          <w:rFonts w:ascii="Calibri" w:hAnsi="Calibri"/>
+          <w:b w:val="0"/>
+          <w:sz w:val="18"/>
+        </w:rPr>
         <w:tab/>
         <w:t>Foundation Level – Software Testing</w:t>
       </w:r>
     </w:p>
     <w:p>
+      <w:pPr>
+        <w:tabs>
+          <w:tab w:pos="2880" w:val="left"/>
+        </w:tabs>
+        <w:spacing w:before="0" w:after="20"/>
+      </w:pPr>
       <w:r>
+        <w:rPr>
+          <w:rFonts w:ascii="Calibri" w:hAnsi="Calibri"/>
+          <w:b/>
+          <w:color w:val="1B3A5C"/>
+          <w:sz w:val="18"/>
+        </w:rPr>
         <w:t>ISTQB CTFL-AT:</w:t>
+      </w:r>
+      <w:r>
+        <w:rPr>
+          <w:rFonts w:ascii="Calibri" w:hAnsi="Calibri"/>
+          <w:b w:val="0"/>
+          <w:sz w:val="18"/>
+        </w:rPr>
         <w:tab/>
         <w:t>Agile Testing Extension</w:t>
       </w:r>
     </w:p>
     <w:p>
+      <w:pPr>
+        <w:tabs>
+          <w:tab w:pos="2880" w:val="left"/>
+        </w:tabs>
+        <w:spacing w:before="0" w:after="20"/>
+      </w:pPr>
       <w:r>
+        <w:rPr>
+          <w:rFonts w:ascii="Calibri" w:hAnsi="Calibri"/>
+          <w:b/>
+          <w:color w:val="1B3A5C"/>
+          <w:sz w:val="18"/>
+        </w:rPr>
         <w:t>Microsoft AZ-900:</w:t>
+      </w:r>
+      <w:r>
+        <w:rPr>
+          <w:rFonts w:ascii="Calibri" w:hAnsi="Calibri"/>
+          <w:b w:val="0"/>
+          <w:sz w:val="18"/>
+        </w:rPr>
         <w:tab/>
         <w:t>Azure Fundamentals – Microsoft Certified</w:t>
       </w:r>
     </w:p>
     <w:p>
       <w:pPr>
-        <w:pStyle w:val="Heading1"/>
+        <w:spacing w:before="160" w:after="60"/>
+        <w:pBdr>
+          <w:bottom w:val="single" w:sz="4" w:space="1" w:color="1B3A5C"/>
+        </w:pBdr>
       </w:pPr>
       <w:r>
-        <w:t xml:space="preserve"> RECOGNITION</w:t>
+        <w:rPr>
+          <w:rFonts w:ascii="Calibri" w:hAnsi="Calibri"/>
+          <w:b/>
+          <w:color w:val="1B3A5C"/>
+          <w:sz w:val="22"/>
+        </w:rPr>
+        <w:t>RECOGNITION</w:t>
       </w:r>
     </w:p>
     <w:p>
+      <w:pPr>
+        <w:tabs>
+          <w:tab w:pos="3744" w:val="left"/>
+        </w:tabs>
+        <w:spacing w:before="0" w:after="20"/>
+      </w:pPr>
       <w:r>
+        <w:rPr>
+          <w:rFonts w:ascii="Calibri" w:hAnsi="Calibri"/>
+          <w:b/>
+          <w:color w:val="1B3A5C"/>
+          <w:sz w:val="18"/>
+        </w:rPr>
         <w:t>On-the-Spot Award – TCS (2024):</w:t>
+      </w:r>
+      <w:r>
+        <w:rPr>
+          <w:rFonts w:ascii="Calibri" w:hAnsi="Calibri"/>
+          <w:b w:val="0"/>
+          <w:sz w:val="18"/>
+        </w:rPr>
         <w:tab/>
         <w:t>Exemplary efforts &amp; major contribution in quality reporting</w:t>
       </w:r>
     </w:p>
     <w:p>
+      <w:pPr>
+        <w:tabs>
+          <w:tab w:pos="3744" w:val="left"/>
+        </w:tabs>
+        <w:spacing w:before="0" w:after="20"/>
+      </w:pPr>
       <w:r>
+        <w:rPr>
+          <w:rFonts w:ascii="Calibri" w:hAnsi="Calibri"/>
+          <w:b/>
+          <w:color w:val="1B3A5C"/>
+          <w:sz w:val="18"/>
+        </w:rPr>
         <w:t>Award of Recognition – Infosys (2019):</w:t>
+      </w:r>
+      <w:r>
+        <w:rPr>
+          <w:rFonts w:ascii="Calibri" w:hAnsi="Calibri"/>
+          <w:b w:val="0"/>
+          <w:sz w:val="18"/>
+        </w:rPr>
         <w:tab/>
         <w:t>Outstanding contribution, building partnership with Ricoh</w:t>
       </w:r>
     </w:p>
     <w:p>
+      <w:pPr>
+        <w:tabs>
+          <w:tab w:pos="3744" w:val="left"/>
+        </w:tabs>
+        <w:spacing w:before="0" w:after="20"/>
+      </w:pPr>
       <w:r>
+        <w:rPr>
+          <w:rFonts w:ascii="Calibri" w:hAnsi="Calibri"/>
+          <w:b/>
+          <w:color w:val="1B3A5C"/>
+          <w:sz w:val="18"/>
+        </w:rPr>
         <w:t>Insta Award – Infosys (2018):</w:t>
+      </w:r>
+      <w:r>
+        <w:rPr>
+          <w:rFonts w:ascii="Calibri" w:hAnsi="Calibri"/>
+          <w:b w:val="0"/>
+          <w:sz w:val="18"/>
+        </w:rPr>
         <w:tab/>
         <w:t>Improving service in ALS support area &amp; service reporting</w:t>
       </w:r>
     </w:p>
     <w:sectPr>
       <w:pgSz w:w="12240" w:h="15840"/>
-      <w:pgMar w:top="1440" w:right="1800" w:bottom="1440" w:left="1800" w:header="720" w:footer="720" w:gutter="0"/>
+      <w:pgMar w:top="720" w:right="864" w:bottom="720" w:left="864" w:header="720" w:footer="720" w:gutter="0"/>
       <w:cols w:space="720"/>
       <w:docGrid w:linePitch="360"/>
     </w:sectPr>
@@ -666,6 +1053,10 @@
     <w:name w:val="Normal"/>
     <w:qFormat/>
     <w:rsid w:val="00FC693F"/>
+    <w:rPr>
+      <w:rFonts w:ascii="Calibri" w:hAnsi="Calibri"/>
+      <w:sz w:val="20"/>
+    </w:rPr>
   </w:style>
   <w:style w:type="paragraph" w:styleId="Header">
     <w:name w:val="header"/>

--- a/Tailored_CVs/Shinoy_Booking_com_Test_Engineer_II.docx
+++ b/Tailored_CVs/Shinoy_Booking_com_Test_Engineer_II.docx
@@ -70,7 +70,7 @@
           <w:b w:val="0"/>
           <w:sz w:val="19"/>
         </w:rPr>
-        <w:t>QA Automation Engineer with over eight years of experience building scalable test frameworks using Java Selenium and Playwright TypeScript. I specialize in backend API testing, continuous integration, and risk-based quality strategies within financial services. I also use tools like Gemini Code Assist to streamline test generation and deployment scripts.</w:t>
+        <w:t>I am a QA automation engineer with over eight years of experience building scalable test frameworks using Playwright, Selenium, and Java. My background includes backend API validation and driving risk-based testing inside cross-functional Agile squads. I also use tools like Gemini Code Assist to streamline test generation and deployment scripts.</w:t>
       </w:r>
     </w:p>
     <w:p>
@@ -288,7 +288,7 @@
           <w:b w:val="0"/>
           <w:sz w:val="18"/>
         </w:rPr>
-        <w:t>▸ Migrated a SeleniumJava framework to Playwright TypeScript for credit workflows within a microservices architecture, boosting execution efficiency by 20%.</w:t>
+        <w:t>▸ Migrated Java Selenium frameworks to Playwright TypeScript for endtoend workflows within microservices architectures, boosting execution efficiency by 20%.</w:t>
       </w:r>
     </w:p>
     <w:p>
@@ -301,7 +301,7 @@
           <w:b w:val="0"/>
           <w:sz w:val="18"/>
         </w:rPr>
-        <w:t>▸ Executed complex Oracle SQL queries to validate massive datasets and ensure strict data integrity across backend workflows.</w:t>
+        <w:t>▸ Executed complex Oracle SQL queries to validate massive datasets and ensure data integrity across backend risk and service workflows.</w:t>
       </w:r>
     </w:p>
     <w:p>
@@ -314,7 +314,7 @@
           <w:b w:val="0"/>
           <w:sz w:val="18"/>
         </w:rPr>
-        <w:t>▸ Scheduled and hosted targeted calls with SRE teams to explain release objectives and user stories prior to deployment, successfully identifying critical bottleneck areas which directly reduced defect leakage.</w:t>
+        <w:t>▸ Collaborated closely with crossfunctional Agile teams and SREs to translate requirements into testing strategies and reduce defect leakage.</w:t>
       </w:r>
     </w:p>
     <w:p>
@@ -327,7 +327,7 @@
           <w:b w:val="0"/>
           <w:sz w:val="18"/>
         </w:rPr>
-        <w:t>▸ Streamlined complex test generation and deployment scripts utilizing AI tools like Gemini Code Assist.</w:t>
+        <w:t>▸ Streamlined complex test generation and deployment scripts utilizing AI tools like Gemini Code Assist to enhance testing workflows.</w:t>
       </w:r>
     </w:p>
     <w:p>

--- a/Tailored_CVs/Shinoy_Booking_com_Test_Engineer_II.docx
+++ b/Tailored_CVs/Shinoy_Booking_com_Test_Engineer_II.docx
@@ -70,7 +70,7 @@
           <w:b w:val="0"/>
           <w:sz w:val="19"/>
         </w:rPr>
-        <w:t>I am a QA automation engineer with over eight years of experience building scalable test frameworks using Playwright, Selenium, and Java. My background includes backend API validation and driving risk-based testing inside cross-functional Agile squads. I also use tools like Gemini Code Assist to streamline test generation and deployment scripts.</w:t>
+        <w:t>I am a QA automation engineer with eight years of experience building scalable test frameworks using Playwright, Selenium, and Rest Assured. In my recent work within banking, I migrated automation suites to Playwright TypeScript and used Gemini Code Assist to streamline test generation workflows. I am comfortable collaborating with cross-functional Agile teams to drive risk-based testing and early testability.</w:t>
       </w:r>
     </w:p>
     <w:p>
@@ -288,7 +288,7 @@
           <w:b w:val="0"/>
           <w:sz w:val="18"/>
         </w:rPr>
-        <w:t>▸ Migrated Java Selenium frameworks to Playwright TypeScript for endtoend workflows within microservices architectures, boosting execution efficiency by 20%.</w:t>
+        <w:t>▸ Migrated a Java Selenium framework to Playwright TypeScript for endtoend user workflows within microservices architectures, increasing test execution efficiency by 20%.</w:t>
       </w:r>
     </w:p>
     <w:p>
@@ -301,7 +301,7 @@
           <w:b w:val="0"/>
           <w:sz w:val="18"/>
         </w:rPr>
-        <w:t>▸ Executed complex Oracle SQL queries to validate massive datasets and ensure data integrity across backend risk and service workflows.</w:t>
+        <w:t>▸ Built and maintained automated test scripts and API validation using Rest Assured and Oracle SQL queries to ensure data integrity across complex backend workflows.</w:t>
       </w:r>
     </w:p>
     <w:p>
@@ -314,7 +314,7 @@
           <w:b w:val="0"/>
           <w:sz w:val="18"/>
         </w:rPr>
-        <w:t>▸ Collaborated closely with crossfunctional Agile teams and SREs to translate requirements into testing strategies and reduce defect leakage.</w:t>
+        <w:t>▸ Collaborated closely with product owners and crossfunctional teams to translate requirements into technical testing strategies and reduce defect leakage.</w:t>
       </w:r>
     </w:p>
     <w:p>
@@ -327,7 +327,7 @@
           <w:b w:val="0"/>
           <w:sz w:val="18"/>
         </w:rPr>
-        <w:t>▸ Streamlined complex test generation and deployment scripts utilizing AI tools like Gemini Code Assist to enhance testing workflows.</w:t>
+        <w:t>▸ Streamlined complex test generation and deployment scripts utilizing AI tools like Gemini Code Assist to support modern testing practices.</w:t>
       </w:r>
     </w:p>
     <w:p>
